--- a/.cursor/skills/runtime-root-cause/SKILL.md.docx
+++ b/.cursor/skills/runtime-root-cause/SKILL.md.docx
@@ -22,7 +22,7 @@
         <w:pStyle w:val="Heading2"/>
         <w:rPr/>
       </w:pPr>
-      <w:bookmarkStart w:colFirst="0" w:colLast="0" w:name="_lhmzwzlgyqaf" w:id="0"/>
+      <w:bookmarkStart w:colFirst="0" w:colLast="0" w:name="_dmp75fkt1oo6" w:id="0"/>
       <w:bookmarkEnd w:id="0"/>
       <w:r>
         <w:rPr>
@@ -36,7 +36,7 @@
         <w:pStyle w:val="Heading1"/>
         <w:rPr/>
       </w:pPr>
-      <w:bookmarkStart w:colFirst="0" w:colLast="0" w:name="_8v00em9kxma0" w:id="1"/>
+      <w:bookmarkStart w:colFirst="0" w:colLast="0" w:name="_cxkjyz79efuj" w:id="1"/>
       <w:bookmarkEnd w:id="1"/>
       <w:r>
         <w:rPr>
@@ -50,7 +50,7 @@
         <w:pStyle w:val="Heading2"/>
         <w:rPr/>
       </w:pPr>
-      <w:bookmarkStart w:colFirst="0" w:colLast="0" w:name="_6vzqf881zcqx" w:id="2"/>
+      <w:bookmarkStart w:colFirst="0" w:colLast="0" w:name="_ldqrgsiug6k5" w:id="2"/>
       <w:bookmarkEnd w:id="2"/>
       <w:r>
         <w:rPr>
@@ -75,7 +75,7 @@
         <w:pStyle w:val="Heading2"/>
         <w:rPr/>
       </w:pPr>
-      <w:bookmarkStart w:colFirst="0" w:colLast="0" w:name="_l9offohjph1k" w:id="3"/>
+      <w:bookmarkStart w:colFirst="0" w:colLast="0" w:name="_554chv9lshej" w:id="3"/>
       <w:bookmarkEnd w:id="3"/>
       <w:r>
         <w:rPr>
@@ -91,6 +91,7 @@
           <w:numId w:val="1"/>
         </w:numPr>
         <w:ind w:left="720" w:hanging="360"/>
+        <w:rPr/>
       </w:pPr>
       <w:r>
         <w:rPr>
@@ -106,6 +107,7 @@
           <w:numId w:val="1"/>
         </w:numPr>
         <w:ind w:left="720" w:hanging="360"/>
+        <w:rPr/>
       </w:pPr>
       <w:r>
         <w:rPr>
@@ -121,6 +123,7 @@
           <w:numId w:val="1"/>
         </w:numPr>
         <w:ind w:left="720" w:hanging="360"/>
+        <w:rPr/>
       </w:pPr>
       <w:r>
         <w:rPr>
@@ -136,6 +139,7 @@
           <w:numId w:val="1"/>
         </w:numPr>
         <w:ind w:left="720" w:hanging="360"/>
+        <w:rPr/>
       </w:pPr>
       <w:r>
         <w:rPr>
@@ -151,6 +155,7 @@
           <w:numId w:val="1"/>
         </w:numPr>
         <w:ind w:left="720" w:hanging="360"/>
+        <w:rPr/>
       </w:pPr>
       <w:r>
         <w:rPr>
@@ -164,7 +169,7 @@
         <w:pStyle w:val="Heading2"/>
         <w:rPr/>
       </w:pPr>
-      <w:bookmarkStart w:colFirst="0" w:colLast="0" w:name="_mbo3xg7tmpuw" w:id="4"/>
+      <w:bookmarkStart w:colFirst="0" w:colLast="0" w:name="_clw9a11vt1vc" w:id="4"/>
       <w:bookmarkEnd w:id="4"/>
       <w:r>
         <w:rPr>
